--- a/tillsyn/A 25076-2026 tillsynsbegäran.docx
+++ b/tillsyn/A 25076-2026 tillsynsbegäran.docx
@@ -1331,7 +1331,7 @@
     <w:r>
       <w:tab/>
       <w:tab/>
-      <w:t>2026-09-14</w:t>
+      <w:t>2026-09-15</w:t>
       <w:br/>
       <w:br/>
     </w:r>

--- a/tillsyn/A 25076-2026 tillsynsbegäran.docx
+++ b/tillsyn/A 25076-2026 tillsynsbegäran.docx
@@ -1331,7 +1331,7 @@
     <w:r>
       <w:tab/>
       <w:tab/>
-      <w:t>2026-09-15</w:t>
+      <w:t>2026-09-16</w:t>
       <w:br/>
       <w:br/>
     </w:r>

--- a/tillsyn/A 25076-2026 tillsynsbegäran.docx
+++ b/tillsyn/A 25076-2026 tillsynsbegäran.docx
@@ -1331,7 +1331,7 @@
     <w:r>
       <w:tab/>
       <w:tab/>
-      <w:t>2026-09-16</w:t>
+      <w:t>2026-09-17</w:t>
       <w:br/>
       <w:br/>
     </w:r>

--- a/tillsyn/A 25076-2026 tillsynsbegäran.docx
+++ b/tillsyn/A 25076-2026 tillsynsbegäran.docx
@@ -1331,7 +1331,7 @@
     <w:r>
       <w:tab/>
       <w:tab/>
-      <w:t>2026-09-17</w:t>
+      <w:t>2026-09-18</w:t>
       <w:br/>
       <w:br/>
     </w:r>

--- a/tillsyn/A 25076-2026 tillsynsbegäran.docx
+++ b/tillsyn/A 25076-2026 tillsynsbegäran.docx
@@ -1331,7 +1331,7 @@
     <w:r>
       <w:tab/>
       <w:tab/>
-      <w:t>2026-09-18</w:t>
+      <w:t>2026-09-19</w:t>
       <w:br/>
       <w:br/>
     </w:r>

--- a/tillsyn/A 25076-2026 tillsynsbegäran.docx
+++ b/tillsyn/A 25076-2026 tillsynsbegäran.docx
@@ -1331,7 +1331,7 @@
     <w:r>
       <w:tab/>
       <w:tab/>
-      <w:t>2026-09-19</w:t>
+      <w:t>2026-09-21</w:t>
       <w:br/>
       <w:br/>
     </w:r>

--- a/tillsyn/A 25076-2026 tillsynsbegäran.docx
+++ b/tillsyn/A 25076-2026 tillsynsbegäran.docx
@@ -1331,7 +1331,7 @@
     <w:r>
       <w:tab/>
       <w:tab/>
-      <w:t>2026-09-21</w:t>
+      <w:t>2026-09-23</w:t>
       <w:br/>
       <w:br/>
     </w:r>

--- a/tillsyn/A 25076-2026 tillsynsbegäran.docx
+++ b/tillsyn/A 25076-2026 tillsynsbegäran.docx
@@ -1331,7 +1331,7 @@
     <w:r>
       <w:tab/>
       <w:tab/>
-      <w:t>2026-09-23</w:t>
+      <w:t>2026-09-24</w:t>
       <w:br/>
       <w:br/>
     </w:r>

--- a/tillsyn/A 25076-2026 tillsynsbegäran.docx
+++ b/tillsyn/A 25076-2026 tillsynsbegäran.docx
@@ -1331,7 +1331,7 @@
     <w:r>
       <w:tab/>
       <w:tab/>
-      <w:t>2026-09-24</w:t>
+      <w:t>2026-09-25</w:t>
       <w:br/>
       <w:br/>
     </w:r>

--- a/tillsyn/A 25076-2026 tillsynsbegäran.docx
+++ b/tillsyn/A 25076-2026 tillsynsbegäran.docx
@@ -1331,7 +1331,7 @@
     <w:r>
       <w:tab/>
       <w:tab/>
-      <w:t>2026-09-25</w:t>
+      <w:t>2026-09-26</w:t>
       <w:br/>
       <w:br/>
     </w:r>

--- a/tillsyn/A 25076-2026 tillsynsbegäran.docx
+++ b/tillsyn/A 25076-2026 tillsynsbegäran.docx
@@ -1331,7 +1331,7 @@
     <w:r>
       <w:tab/>
       <w:tab/>
-      <w:t>2026-09-26</w:t>
+      <w:t>2026-09-27</w:t>
       <w:br/>
       <w:br/>
     </w:r>

--- a/tillsyn/A 25076-2026 tillsynsbegäran.docx
+++ b/tillsyn/A 25076-2026 tillsynsbegäran.docx
@@ -1331,7 +1331,7 @@
     <w:r>
       <w:tab/>
       <w:tab/>
-      <w:t>2026-09-27</w:t>
+      <w:t>2026-09-28</w:t>
       <w:br/>
       <w:br/>
     </w:r>

--- a/tillsyn/A 25076-2026 tillsynsbegäran.docx
+++ b/tillsyn/A 25076-2026 tillsynsbegäran.docx
@@ -1331,7 +1331,7 @@
     <w:r>
       <w:tab/>
       <w:tab/>
-      <w:t>2026-09-28</w:t>
+      <w:t>2026-09-29</w:t>
       <w:br/>
       <w:br/>
     </w:r>

--- a/tillsyn/A 25076-2026 tillsynsbegäran.docx
+++ b/tillsyn/A 25076-2026 tillsynsbegäran.docx
@@ -1331,7 +1331,7 @@
     <w:r>
       <w:tab/>
       <w:tab/>
-      <w:t>2026-09-29</w:t>
+      <w:t>2026-09-30</w:t>
       <w:br/>
       <w:br/>
     </w:r>

--- a/tillsyn/A 25076-2026 tillsynsbegäran.docx
+++ b/tillsyn/A 25076-2026 tillsynsbegäran.docx
@@ -1331,7 +1331,7 @@
     <w:r>
       <w:tab/>
       <w:tab/>
-      <w:t>2026-09-30</w:t>
+      <w:t>2026-10-01</w:t>
       <w:br/>
       <w:br/>
     </w:r>

--- a/tillsyn/A 25076-2026 tillsynsbegäran.docx
+++ b/tillsyn/A 25076-2026 tillsynsbegäran.docx
@@ -1331,7 +1331,7 @@
     <w:r>
       <w:tab/>
       <w:tab/>
-      <w:t>2026-10-01</w:t>
+      <w:t>2026-10-02</w:t>
       <w:br/>
       <w:br/>
     </w:r>

--- a/tillsyn/A 25076-2026 tillsynsbegäran.docx
+++ b/tillsyn/A 25076-2026 tillsynsbegäran.docx
@@ -1331,7 +1331,7 @@
     <w:r>
       <w:tab/>
       <w:tab/>
-      <w:t>2026-10-02</w:t>
+      <w:t>2026-10-03</w:t>
       <w:br/>
       <w:br/>
     </w:r>

--- a/tillsyn/A 25076-2026 tillsynsbegäran.docx
+++ b/tillsyn/A 25076-2026 tillsynsbegäran.docx
@@ -1331,7 +1331,7 @@
     <w:r>
       <w:tab/>
       <w:tab/>
-      <w:t>2026-10-03</w:t>
+      <w:t>2026-10-04</w:t>
       <w:br/>
       <w:br/>
     </w:r>

--- a/tillsyn/A 25076-2026 tillsynsbegäran.docx
+++ b/tillsyn/A 25076-2026 tillsynsbegäran.docx
@@ -1331,7 +1331,7 @@
     <w:r>
       <w:tab/>
       <w:tab/>
-      <w:t>2026-10-04</w:t>
+      <w:t>2026-10-05</w:t>
       <w:br/>
       <w:br/>
     </w:r>

--- a/tillsyn/A 25076-2026 tillsynsbegäran.docx
+++ b/tillsyn/A 25076-2026 tillsynsbegäran.docx
@@ -1331,7 +1331,7 @@
     <w:r>
       <w:tab/>
       <w:tab/>
-      <w:t>2026-10-05</w:t>
+      <w:t>2026-10-06</w:t>
       <w:br/>
       <w:br/>
     </w:r>

--- a/tillsyn/A 25076-2026 tillsynsbegäran.docx
+++ b/tillsyn/A 25076-2026 tillsynsbegäran.docx
@@ -1331,7 +1331,7 @@
     <w:r>
       <w:tab/>
       <w:tab/>
-      <w:t>2026-10-06</w:t>
+      <w:t>2026-10-07</w:t>
       <w:br/>
       <w:br/>
     </w:r>

--- a/tillsyn/A 25076-2026 tillsynsbegäran.docx
+++ b/tillsyn/A 25076-2026 tillsynsbegäran.docx
@@ -1331,7 +1331,7 @@
     <w:r>
       <w:tab/>
       <w:tab/>
-      <w:t>2026-10-07</w:t>
+      <w:t>2026-10-08</w:t>
       <w:br/>
       <w:br/>
     </w:r>

--- a/tillsyn/A 25076-2026 tillsynsbegäran.docx
+++ b/tillsyn/A 25076-2026 tillsynsbegäran.docx
@@ -1331,7 +1331,7 @@
     <w:r>
       <w:tab/>
       <w:tab/>
-      <w:t>2026-10-08</w:t>
+      <w:t>2026-10-09</w:t>
       <w:br/>
       <w:br/>
     </w:r>

--- a/tillsyn/A 25076-2026 tillsynsbegäran.docx
+++ b/tillsyn/A 25076-2026 tillsynsbegäran.docx
@@ -1331,7 +1331,7 @@
     <w:r>
       <w:tab/>
       <w:tab/>
-      <w:t>2026-10-09</w:t>
+      <w:t>2026-10-10</w:t>
       <w:br/>
       <w:br/>
     </w:r>

--- a/tillsyn/A 25076-2026 tillsynsbegäran.docx
+++ b/tillsyn/A 25076-2026 tillsynsbegäran.docx
@@ -1331,7 +1331,7 @@
     <w:r>
       <w:tab/>
       <w:tab/>
-      <w:t>2026-10-10</w:t>
+      <w:t>2026-10-11</w:t>
       <w:br/>
       <w:br/>
     </w:r>

--- a/tillsyn/A 25076-2026 tillsynsbegäran.docx
+++ b/tillsyn/A 25076-2026 tillsynsbegäran.docx
@@ -1331,7 +1331,7 @@
     <w:r>
       <w:tab/>
       <w:tab/>
-      <w:t>2026-10-11</w:t>
+      <w:t>2026-10-12</w:t>
       <w:br/>
       <w:br/>
     </w:r>

--- a/tillsyn/A 25076-2026 tillsynsbegäran.docx
+++ b/tillsyn/A 25076-2026 tillsynsbegäran.docx
@@ -1331,7 +1331,7 @@
     <w:r>
       <w:tab/>
       <w:tab/>
-      <w:t>2026-10-12</w:t>
+      <w:t>2026-10-13</w:t>
       <w:br/>
       <w:br/>
     </w:r>

--- a/tillsyn/A 25076-2026 tillsynsbegäran.docx
+++ b/tillsyn/A 25076-2026 tillsynsbegäran.docx
@@ -1331,7 +1331,7 @@
     <w:r>
       <w:tab/>
       <w:tab/>
-      <w:t>2026-10-13</w:t>
+      <w:t>2026-10-14</w:t>
       <w:br/>
       <w:br/>
     </w:r>

--- a/tillsyn/A 25076-2026 tillsynsbegäran.docx
+++ b/tillsyn/A 25076-2026 tillsynsbegäran.docx
@@ -1331,7 +1331,7 @@
     <w:r>
       <w:tab/>
       <w:tab/>
-      <w:t>2026-10-14</w:t>
+      <w:t>2026-10-15</w:t>
       <w:br/>
       <w:br/>
     </w:r>

--- a/tillsyn/A 25076-2026 tillsynsbegäran.docx
+++ b/tillsyn/A 25076-2026 tillsynsbegäran.docx
@@ -1331,7 +1331,7 @@
     <w:r>
       <w:tab/>
       <w:tab/>
-      <w:t>2026-10-15</w:t>
+      <w:t>2026-10-16</w:t>
       <w:br/>
       <w:br/>
     </w:r>

--- a/tillsyn/A 25076-2026 tillsynsbegäran.docx
+++ b/tillsyn/A 25076-2026 tillsynsbegäran.docx
@@ -1331,7 +1331,7 @@
     <w:r>
       <w:tab/>
       <w:tab/>
-      <w:t>2026-10-16</w:t>
+      <w:t>2026-10-17</w:t>
       <w:br/>
       <w:br/>
     </w:r>

--- a/tillsyn/A 25076-2026 tillsynsbegäran.docx
+++ b/tillsyn/A 25076-2026 tillsynsbegäran.docx
@@ -1331,7 +1331,7 @@
     <w:r>
       <w:tab/>
       <w:tab/>
-      <w:t>2026-10-17</w:t>
+      <w:t>2026-10-18</w:t>
       <w:br/>
       <w:br/>
     </w:r>

--- a/tillsyn/A 25076-2026 tillsynsbegäran.docx
+++ b/tillsyn/A 25076-2026 tillsynsbegäran.docx
@@ -1331,7 +1331,7 @@
     <w:r>
       <w:tab/>
       <w:tab/>
-      <w:t>2026-10-18</w:t>
+      <w:t>2026-10-19</w:t>
       <w:br/>
       <w:br/>
     </w:r>

--- a/tillsyn/A 25076-2026 tillsynsbegäran.docx
+++ b/tillsyn/A 25076-2026 tillsynsbegäran.docx
@@ -1331,7 +1331,7 @@
     <w:r>
       <w:tab/>
       <w:tab/>
-      <w:t>2026-10-19</w:t>
+      <w:t>2026-10-20</w:t>
       <w:br/>
       <w:br/>
     </w:r>

--- a/tillsyn/A 25076-2026 tillsynsbegäran.docx
+++ b/tillsyn/A 25076-2026 tillsynsbegäran.docx
@@ -1331,7 +1331,7 @@
     <w:r>
       <w:tab/>
       <w:tab/>
-      <w:t>2026-10-20</w:t>
+      <w:t>2026-10-21</w:t>
       <w:br/>
       <w:br/>
     </w:r>

--- a/tillsyn/A 25076-2026 tillsynsbegäran.docx
+++ b/tillsyn/A 25076-2026 tillsynsbegäran.docx
@@ -1331,7 +1331,7 @@
     <w:r>
       <w:tab/>
       <w:tab/>
-      <w:t>2026-10-21</w:t>
+      <w:t>2026-10-22</w:t>
       <w:br/>
       <w:br/>
     </w:r>

--- a/tillsyn/A 25076-2026 tillsynsbegäran.docx
+++ b/tillsyn/A 25076-2026 tillsynsbegäran.docx
@@ -1331,7 +1331,7 @@
     <w:r>
       <w:tab/>
       <w:tab/>
-      <w:t>2026-10-22</w:t>
+      <w:t>2026-10-23</w:t>
       <w:br/>
       <w:br/>
     </w:r>

--- a/tillsyn/A 25076-2026 tillsynsbegäran.docx
+++ b/tillsyn/A 25076-2026 tillsynsbegäran.docx
@@ -60,12 +60,12 @@
         <w:spacing w:after="240"/>
       </w:pPr>
       <w:r>
-        <w:t>Figur 1. Fyndplatser för naturvårdsarter i och inom 3 meter från avverkningsanmälan. Markörer utan svart kant är placerade på fyndplatsen. Markörer med svart kant är placerade vid sidan av fyndplatsen och har ett svart streck som visar fyndplatsens exakta position. Kartans mittpunktskoordinat är N 7528127, E 853104 i SWEREF 99 TM.</w:t>
+        <w:t>Figur 1. Fyndplatser för naturvårdsarter i och inom 19 meter från avverkningsanmälan. Markörer utan svart kant är placerade på fyndplatsen. Markörer med svart kant är placerade vid sidan av fyndplatsen och har ett svart streck som visar fyndplatsens exakta position. Kartans mittpunktskoordinat är N 7528127, E 853104 i SWEREF 99 TM.</w:t>
       </w:r>
     </w:p>
     <w:p>
       <w:r>
-        <w:t>I och inom 3 meter från avverkningsanmälan finns fynd av 12 naturvårdsarter, varav 10 är rödlistade, 4 är fridlysta och 11 är typiska (T): lappticka (VU, T), ostticka (VU, T), gammelgransskål (NT, T), gäckporing (NT), harticka (NT, T), lavskrika (NT, T, §4), rosenticka (NT, T), rynkskinn (NT, T), tretåig hackspett (NT, T, §4), ullticka (NT, T), järpe (T, §4) och tjäder (T, §4). Se Figur 1.</w:t>
+        <w:t>I och inom 19 meter från avverkningsanmälan finns fynd av 13 naturvårdsarter, varav 11 är rödlistade, 5 är fridlysta och 12 är typiska (T): lappticka (VU, T), ostticka (VU, T), gammelgransskål (NT, T), gäckporing (NT), harticka (NT, T), lappmes (NT, T, §4), lavskrika (NT, T, §4), rosenticka (NT, T), rynkskinn (NT, T), tretåig hackspett (NT, T, §4), ullticka (NT, T), järpe (T, §4) och tjäder (T, §4). Se Figur 1.</w:t>
       </w:r>
     </w:p>
     <w:p>
@@ -218,6 +218,26 @@
         <w:rPr>
           <w:b/>
         </w:rPr>
+        <w:t>Lappmes (NT, §4)</w:t>
+      </w:r>
+      <w:r>
+        <w:t xml:space="preserve">, som är typisk art för </w:t>
+      </w:r>
+      <w:r>
+        <w:rPr>
+          <w:i/>
+        </w:rPr>
+        <w:t>9010 Taiga</w:t>
+      </w:r>
+      <w:r>
+        <w:t>, rödlistad som nära hotad och prioriterad art i Skogsvårdslagen, har minskat med 17,5 (5–30) % under de senaste 10 åren. Lappmesen är en mycket stationär art som häckar i norra Sveriges barr- och blandskogar samt i fjällbjörkskogen. Arten missgynnas starkt av skogsbruk och studier har visat att överlevnaden och vikten hos flygga ungfåglar är högre i naturskog än i gallrad skog. Hemområdesstorleken under häckningstid anges uppgå till 15–20 ha, men kan i marginella habitat vara mycket större, 50–100 ha. Minsta areal äldre skog med observationer under häckningstid i norra Finland var 15 ha. Minskningstakten för den svenska populationen bedöms vara nära gränsvärdet för Sårbar (VU). (A2bc) (SLU Artdatabanken, 2024; Skogsstyrelsen, 2016).</w:t>
+      </w:r>
+    </w:p>
+    <w:p>
+      <w:r>
+        <w:rPr>
+          <w:b/>
+        </w:rPr>
         <w:t>Lavskrika (NT, §4)</w:t>
       </w:r>
       <w:r>
@@ -471,7 +491,7 @@
     </w:p>
     <w:p>
       <w:r>
-        <w:t>Följande typiska arter har sina livsmiljöer och växtplatser i den avverkningsanmälda skogen: lappticka (VU, T), ostticka (VU, T), gammelgransskål (NT, T), harticka (NT, T), lavskrika (NT, T, §4), rosenticka (NT, T), rynkskinn (NT, T), tretåig hackspett (NT, T, §4), ullticka (NT, T), järpe (T, §4) och tjäder (T, §4).</w:t>
+        <w:t>Följande typiska arter har sina livsmiljöer och växtplatser i den avverkningsanmälda skogen: lappticka (VU, T), ostticka (VU, T), gammelgransskål (NT, T), harticka (NT, T), lappmes (NT, T, §4), lavskrika (NT, T, §4), rosenticka (NT, T), rynkskinn (NT, T), tretåig hackspett (NT, T, §4), ullticka (NT, T), järpe (T, §4) och tjäder (T, §4).</w:t>
       </w:r>
     </w:p>
     <w:p>
@@ -539,6 +559,79 @@
       </w:pPr>
       <w:r>
         <w:t>BILAGA 1 – Fridlysta arter</w:t>
+      </w:r>
+    </w:p>
+    <w:p>
+      <w:pPr>
+        <w:pStyle w:val="Heading1"/>
+      </w:pPr>
+      <w:r>
+        <w:t>Lappmes – ekologi samt krav på livsmiljön</w:t>
+      </w:r>
+    </w:p>
+    <w:p>
+      <w:r>
+        <w:t>Lappmes (NT, §4) är en mycket stationär art som häckar i norra Sveriges barr- och blandskogar samt i fjällbjörkskogen. Utbredningen i såväl Finland, Norge och Sverige har krympt och hos oss är den nu vanligast i fjällnära områden där det finns större arealer av naturskog kvar (Skogsstyrelsen, 2016). Minskningstakten har uppgått till 17,5 (5–30) % under de senaste 10 åren. Bedömningen baseras på ett för arten lämpligt abundansindex och minskad geografisk utbredning och/eller försämrad habitatkvalitet. Baserat på de troligaste värdena hamnar arten i kategorin Nära hotad (NT). Minskningstakten för den svenska populationen bedöms vara nära gränsvärdet för Sårbar (VU). (A2bc) (SLU Artdatabanken, 2024).</w:t>
+      </w:r>
+    </w:p>
+    <w:p>
+      <w:r>
+        <w:t>Tyngdpunkten i förekomsten är knuten till områden med sammanhängande äldre barrskog men lappmesen häckar även i fjällbjörkszonen (dock i mycket lägre tätheter). Lappmesen häckar i naturliga hål och hackspetthål i stående träd och högstubbar. Håligheter används även som sovplatser under vintern. Lappmesen är till största delen en stannfågel – i synnerhet gamla fåglar förefaller vara extremt hemortstrogna. Ungfåglar kan dock vissa år vandra ut i stor omfattning (SLU Artdatabanken, 2024).</w:t>
+      </w:r>
+    </w:p>
+    <w:p>
+      <w:r>
+        <w:t>Studier i Finland och Norge tyder på att lappmesen missgynnas starkt av skogsbruk. Högre överlevnad och högre vikter hos flygga ungfåglar rapporteras från naturskog än i gallrad skog. Från norra Finland rapporteras födobrist vara en viktigare faktor än predation för överlevnaden i bostadiet. Hemområdesstorleken under häckningstid anges uppgå till 15–20 ha, men kan i marginella habitat vara mycket större, 50–100 ha. Minsta areal äldre skog med observationer under häckningstid i norra Finland var 15 ha (SLU Artdatabanken, 2024).</w:t>
+      </w:r>
+    </w:p>
+    <w:p>
+      <w:r>
+        <w:t xml:space="preserve">Lappmesen missgynnas när skogen blir alltför fragmenterad, och understiger arealen sammanhängande lämplig miljö 15 hektar så överges reviret. Brist på naturliga hål och hackspetthål samt brist på döda murkna löv- och barrträd där lappmesen själv kan mejsla ut bohål är starkt negativ. Lappmes är typisk art för </w:t>
+      </w:r>
+      <w:r>
+        <w:rPr>
+          <w:i/>
+        </w:rPr>
+        <w:t>9010 Taiga</w:t>
+      </w:r>
+      <w:r>
+        <w:t xml:space="preserve"> och fridlyst enligt 4§ artskyddsförordningen (Skogsstyrelsen, 2016; SLU Artdatabanken, 2024).</w:t>
+      </w:r>
+    </w:p>
+    <w:p>
+      <w:pPr>
+        <w:pStyle w:val="Heading2"/>
+      </w:pPr>
+      <w:r>
+        <w:t>Referenser – lappmes</w:t>
+      </w:r>
+    </w:p>
+    <w:p>
+      <w:r>
+        <w:t xml:space="preserve">Skogsstyrelsen, 2016. </w:t>
+      </w:r>
+      <w:r>
+        <w:rPr>
+          <w:i/>
+        </w:rPr>
+        <w:t xml:space="preserve">Vägledning för hänsyn till lappmes. </w:t>
+      </w:r>
+      <w:r>
+        <w:t>Vägledningar och kunskapsstöd artskydd - Skogsstyrelsen</w:t>
+      </w:r>
+    </w:p>
+    <w:p>
+      <w:r>
+        <w:t xml:space="preserve">SLU Artdatabanken, 2024. </w:t>
+      </w:r>
+      <w:r>
+        <w:rPr>
+          <w:i/>
+        </w:rPr>
+        <w:t xml:space="preserve">Artfakta: lappmes (Poecile cinctus). </w:t>
+      </w:r>
+      <w:r>
+        <w:t>https://artfakta.se/taxa/103022</w:t>
       </w:r>
     </w:p>
     <w:p>
@@ -1331,7 +1424,7 @@
     <w:r>
       <w:tab/>
       <w:tab/>
-      <w:t>2026-10-23</w:t>
+      <w:t>2026-10-24</w:t>
       <w:br/>
       <w:br/>
     </w:r>

--- a/tillsyn/A 25076-2026 tillsynsbegäran.docx
+++ b/tillsyn/A 25076-2026 tillsynsbegäran.docx
@@ -1424,7 +1424,7 @@
     <w:r>
       <w:tab/>
       <w:tab/>
-      <w:t>2026-10-24</w:t>
+      <w:t>2026-10-25</w:t>
       <w:br/>
       <w:br/>
     </w:r>

--- a/tillsyn/A 25076-2026 tillsynsbegäran.docx
+++ b/tillsyn/A 25076-2026 tillsynsbegäran.docx
@@ -1424,7 +1424,7 @@
     <w:r>
       <w:tab/>
       <w:tab/>
-      <w:t>2026-10-25</w:t>
+      <w:t>2026-10-26</w:t>
       <w:br/>
       <w:br/>
     </w:r>

--- a/tillsyn/A 25076-2026 tillsynsbegäran.docx
+++ b/tillsyn/A 25076-2026 tillsynsbegäran.docx
@@ -1424,7 +1424,7 @@
     <w:r>
       <w:tab/>
       <w:tab/>
-      <w:t>2026-10-26</w:t>
+      <w:t>2026-10-27</w:t>
       <w:br/>
       <w:br/>
     </w:r>

--- a/tillsyn/A 25076-2026 tillsynsbegäran.docx
+++ b/tillsyn/A 25076-2026 tillsynsbegäran.docx
@@ -1424,7 +1424,7 @@
     <w:r>
       <w:tab/>
       <w:tab/>
-      <w:t>2026-10-27</w:t>
+      <w:t>2026-10-28</w:t>
       <w:br/>
       <w:br/>
     </w:r>

--- a/tillsyn/A 25076-2026 tillsynsbegäran.docx
+++ b/tillsyn/A 25076-2026 tillsynsbegäran.docx
@@ -1424,7 +1424,7 @@
     <w:r>
       <w:tab/>
       <w:tab/>
-      <w:t>2026-10-28</w:t>
+      <w:t>2026-10-29</w:t>
       <w:br/>
       <w:br/>
     </w:r>

--- a/tillsyn/A 25076-2026 tillsynsbegäran.docx
+++ b/tillsyn/A 25076-2026 tillsynsbegäran.docx
@@ -1424,7 +1424,7 @@
     <w:r>
       <w:tab/>
       <w:tab/>
-      <w:t>2026-10-29</w:t>
+      <w:t>2026-10-31</w:t>
       <w:br/>
       <w:br/>
     </w:r>
